--- a/docs/experiments/V17_RUNTIME_MATRIX/office_out/docs/minutes_周例会.docx
+++ b/docs/experiments/V17_RUNTIME_MATRIX/office_out/docs/minutes_周例会.docx
@@ -17,7 +17,7 @@
     </w:p>
     <w:p>
       <w:r>
-        <w:t>参会人：陈静、王强、李娜、刘洋</w:t>
+        <w:t>参会人：李娜、刘洋、王强、张伟</w:t>
       </w:r>
     </w:p>
     <w:p>
@@ -35,22 +35,7 @@
     </w:p>
     <w:p>
       <w:r>
-        <w:t>1. 刘洋：跟进第 1 项遗留问题，期限 2026-09-18。</w:t>
-      </w:r>
-    </w:p>
-    <w:p>
-      <w:r>
-        <w:t>2. 王强：跟进第 2 项遗留问题，期限 2026-09-19。</w:t>
-      </w:r>
-    </w:p>
-    <w:p>
-      <w:r>
-        <w:t>3. 李娜：跟进第 3 项遗留问题，期限 2026-09-20。</w:t>
-      </w:r>
-    </w:p>
-    <w:p>
-      <w:r>
-        <w:t>4. 刘洋：跟进第 4 项遗留问题，期限 2026-09-21。</w:t>
+        <w:t>1. 张伟：跟进第 1 项遗留问题，期限 2026-09-18。</w:t>
       </w:r>
     </w:p>
     <w:p>
